--- a/dbmsMiniProjectFiles/13031123002/SRS.docx
+++ b/dbmsMiniProjectFiles/13031123002/SRS.docx
@@ -176,7 +176,7 @@
     <w:p>
       <w:r>
         <w:pict>
-          <v:rect id="_x0000_i1163" style="width:0;height:.75pt" o:hralign="center" o:hrstd="t" o:hrnoshade="t" o:hr="t" fillcolor="#f9fafb" stroked="f"/>
+          <v:rect id="_x0000_i1025" style="width:0;height:.75pt" o:hralign="center" o:hrstd="t" o:hrnoshade="t" o:hr="t" fillcolor="#f9fafb" stroked="f"/>
         </w:pict>
       </w:r>
     </w:p>
@@ -298,7 +298,7 @@
     <w:p>
       <w:r>
         <w:pict>
-          <v:rect id="_x0000_i1164" style="width:0;height:.75pt" o:hralign="center" o:hrstd="t" o:hrnoshade="t" o:hr="t" fillcolor="#f9fafb" stroked="f"/>
+          <v:rect id="_x0000_i1026" style="width:0;height:.75pt" o:hralign="center" o:hrstd="t" o:hrnoshade="t" o:hr="t" fillcolor="#f9fafb" stroked="f"/>
         </w:pict>
       </w:r>
     </w:p>
@@ -454,7 +454,7 @@
     <w:p>
       <w:r>
         <w:pict>
-          <v:rect id="_x0000_i1165" style="width:0;height:.75pt" o:hralign="center" o:hrstd="t" o:hrnoshade="t" o:hr="t" fillcolor="#f9fafb" stroked="f"/>
+          <v:rect id="_x0000_i1027" style="width:0;height:.75pt" o:hralign="center" o:hrstd="t" o:hrnoshade="t" o:hr="t" fillcolor="#f9fafb" stroked="f"/>
         </w:pict>
       </w:r>
     </w:p>
@@ -620,7 +620,7 @@
     <w:p>
       <w:r>
         <w:pict>
-          <v:rect id="_x0000_i1166" style="width:0;height:.75pt" o:hralign="center" o:hrstd="t" o:hrnoshade="t" o:hr="t" fillcolor="#f9fafb" stroked="f"/>
+          <v:rect id="_x0000_i1028" style="width:0;height:.75pt" o:hralign="center" o:hrstd="t" o:hrnoshade="t" o:hr="t" fillcolor="#f9fafb" stroked="f"/>
         </w:pict>
       </w:r>
     </w:p>
@@ -765,7 +765,7 @@
     <w:p>
       <w:r>
         <w:pict>
-          <v:rect id="_x0000_i1167" style="width:0;height:.75pt" o:hralign="center" o:hrstd="t" o:hrnoshade="t" o:hr="t" fillcolor="#f9fafb" stroked="f"/>
+          <v:rect id="_x0000_i1029" style="width:0;height:.75pt" o:hralign="center" o:hrstd="t" o:hrnoshade="t" o:hr="t" fillcolor="#f9fafb" stroked="f"/>
         </w:pict>
       </w:r>
     </w:p>
@@ -865,7 +865,7 @@
     <w:p>
       <w:r>
         <w:pict>
-          <v:rect id="_x0000_i1211" style="width:0;height:.75pt" o:hralign="center" o:hrstd="t" o:hrnoshade="t" o:hr="t" fillcolor="#f9fafb" stroked="f"/>
+          <v:rect id="_x0000_i1030" style="width:0;height:.75pt" o:hralign="center" o:hrstd="t" o:hrnoshade="t" o:hr="t" fillcolor="#f9fafb" stroked="f"/>
         </w:pict>
       </w:r>
     </w:p>
@@ -965,7 +965,7 @@
     <w:p>
       <w:r>
         <w:pict>
-          <v:rect id="_x0000_i1169" style="width:0;height:.75pt" o:hralign="center" o:hrstd="t" o:hrnoshade="t" o:hr="t" fillcolor="#f9fafb" stroked="f"/>
+          <v:rect id="_x0000_i1031" style="width:0;height:.75pt" o:hralign="center" o:hrstd="t" o:hrnoshade="t" o:hr="t" fillcolor="#f9fafb" stroked="f"/>
         </w:pict>
       </w:r>
     </w:p>
@@ -1097,7 +1097,7 @@
     <w:p>
       <w:r>
         <w:pict>
-          <v:rect id="_x0000_i1170" style="width:0;height:.75pt" o:hralign="center" o:hrstd="t" o:hrnoshade="t" o:hr="t" fillcolor="#f9fafb" stroked="f"/>
+          <v:rect id="_x0000_i1032" style="width:0;height:.75pt" o:hralign="center" o:hrstd="t" o:hrnoshade="t" o:hr="t" fillcolor="#f9fafb" stroked="f"/>
         </w:pict>
       </w:r>
     </w:p>
@@ -1208,7 +1208,7 @@
     <w:p>
       <w:r>
         <w:pict>
-          <v:rect id="_x0000_i1171" style="width:0;height:.75pt" o:hralign="center" o:hrstd="t" o:hrnoshade="t" o:hr="t" fillcolor="#f9fafb" stroked="f"/>
+          <v:rect id="_x0000_i1033" style="width:0;height:.75pt" o:hralign="center" o:hrstd="t" o:hrnoshade="t" o:hr="t" fillcolor="#f9fafb" stroked="f"/>
         </w:pict>
       </w:r>
     </w:p>
@@ -1353,7 +1353,7 @@
     <w:p>
       <w:r>
         <w:pict>
-          <v:rect id="_x0000_i1172" style="width:0;height:.75pt" o:hralign="center" o:hrstd="t" o:hrnoshade="t" o:hr="t" fillcolor="#f9fafb" stroked="f"/>
+          <v:rect id="_x0000_i1034" style="width:0;height:.75pt" o:hralign="center" o:hrstd="t" o:hrnoshade="t" o:hr="t" fillcolor="#f9fafb" stroked="f"/>
         </w:pict>
       </w:r>
     </w:p>
@@ -1464,7 +1464,7 @@
     <w:p>
       <w:r>
         <w:pict>
-          <v:rect id="_x0000_i1173" style="width:0;height:.75pt" o:hralign="center" o:hrstd="t" o:hrnoshade="t" o:hr="t" fillcolor="#f9fafb" stroked="f"/>
+          <v:rect id="_x0000_i1035" style="width:0;height:.75pt" o:hralign="center" o:hrstd="t" o:hrnoshade="t" o:hr="t" fillcolor="#f9fafb" stroked="f"/>
         </w:pict>
       </w:r>
     </w:p>
@@ -1606,7 +1606,7 @@
     <w:p>
       <w:r>
         <w:pict>
-          <v:rect id="_x0000_i1174" style="width:0;height:.75pt" o:hralign="center" o:hrstd="t" o:hrnoshade="t" o:hr="t" fillcolor="#f9fafb" stroked="f"/>
+          <v:rect id="_x0000_i1036" style="width:0;height:.75pt" o:hralign="center" o:hrstd="t" o:hrnoshade="t" o:hr="t" fillcolor="#f9fafb" stroked="f"/>
         </w:pict>
       </w:r>
     </w:p>
@@ -1729,7 +1729,7 @@
     <w:p>
       <w:r>
         <w:pict>
-          <v:rect id="_x0000_i1175" style="width:0;height:.75pt" o:hralign="center" o:hrstd="t" o:hrnoshade="t" o:hr="t" fillcolor="#f9fafb" stroked="f"/>
+          <v:rect id="_x0000_i1037" style="width:0;height:.75pt" o:hralign="center" o:hrstd="t" o:hrnoshade="t" o:hr="t" fillcolor="#f9fafb" stroked="f"/>
         </w:pict>
       </w:r>
     </w:p>
@@ -1840,7 +1840,7 @@
     <w:p>
       <w:r>
         <w:pict>
-          <v:rect id="_x0000_i1176" style="width:0;height:.75pt" o:hralign="center" o:hrstd="t" o:hrnoshade="t" o:hr="t" fillcolor="#f9fafb" stroked="f"/>
+          <v:rect id="_x0000_i1038" style="width:0;height:.75pt" o:hralign="center" o:hrstd="t" o:hrnoshade="t" o:hr="t" fillcolor="#f9fafb" stroked="f"/>
         </w:pict>
       </w:r>
     </w:p>
@@ -1951,7 +1951,7 @@
     <w:p>
       <w:r>
         <w:pict>
-          <v:rect id="_x0000_i1177" style="width:0;height:.75pt" o:hralign="center" o:hrstd="t" o:hrnoshade="t" o:hr="t" fillcolor="#f9fafb" stroked="f"/>
+          <v:rect id="_x0000_i1039" style="width:0;height:.75pt" o:hralign="center" o:hrstd="t" o:hrnoshade="t" o:hr="t" fillcolor="#f9fafb" stroked="f"/>
         </w:pict>
       </w:r>
     </w:p>
@@ -2063,7 +2063,7 @@
     <w:p>
       <w:r>
         <w:pict>
-          <v:rect id="_x0000_i1178" style="width:0;height:.75pt" o:hralign="center" o:hrstd="t" o:hrnoshade="t" o:hr="t" fillcolor="#f9fafb" stroked="f"/>
+          <v:rect id="_x0000_i1040" style="width:0;height:.75pt" o:hralign="center" o:hrstd="t" o:hrnoshade="t" o:hr="t" fillcolor="#f9fafb" stroked="f"/>
         </w:pict>
       </w:r>
     </w:p>
@@ -2187,7 +2187,7 @@
     <w:p>
       <w:r>
         <w:pict>
-          <v:rect id="_x0000_i1179" style="width:0;height:.75pt" o:hralign="center" o:hrstd="t" o:hrnoshade="t" o:hr="t" fillcolor="#f9fafb" stroked="f"/>
+          <v:rect id="_x0000_i1041" style="width:0;height:.75pt" o:hralign="center" o:hrstd="t" o:hrnoshade="t" o:hr="t" fillcolor="#f9fafb" stroked="f"/>
         </w:pict>
       </w:r>
     </w:p>
@@ -2288,7 +2288,7 @@
       <w:r>
         <w:lastRenderedPageBreak/>
         <w:pict>
-          <v:rect id="_x0000_i1180" style="width:0;height:.75pt" o:hralign="center" o:hrstd="t" o:hrnoshade="t" o:hr="t" fillcolor="#f9fafb" stroked="f"/>
+          <v:rect id="_x0000_i1042" style="width:0;height:.75pt" o:hralign="center" o:hrstd="t" o:hrnoshade="t" o:hr="t" fillcolor="#f9fafb" stroked="f"/>
         </w:pict>
       </w:r>
     </w:p>
@@ -2397,7 +2397,7 @@
     <w:p>
       <w:r>
         <w:pict>
-          <v:rect id="_x0000_i1181" style="width:0;height:.75pt" o:hralign="center" o:hrstd="t" o:hrnoshade="t" o:hr="t" fillcolor="#f9fafb" stroked="f"/>
+          <v:rect id="_x0000_i1043" style="width:0;height:.75pt" o:hralign="center" o:hrstd="t" o:hrnoshade="t" o:hr="t" fillcolor="#f9fafb" stroked="f"/>
         </w:pict>
       </w:r>
     </w:p>
@@ -2497,7 +2497,7 @@
     <w:p>
       <w:r>
         <w:pict>
-          <v:rect id="_x0000_i1182" style="width:0;height:.75pt" o:hralign="center" o:hrstd="t" o:hrnoshade="t" o:hr="t" fillcolor="#f9fafb" stroked="f"/>
+          <v:rect id="_x0000_i1044" style="width:0;height:.75pt" o:hralign="center" o:hrstd="t" o:hrnoshade="t" o:hr="t" fillcolor="#f9fafb" stroked="f"/>
         </w:pict>
       </w:r>
     </w:p>
@@ -2607,7 +2607,7 @@
       <w:r>
         <w:lastRenderedPageBreak/>
         <w:pict>
-          <v:rect id="_x0000_i1183" style="width:0;height:.75pt" o:hralign="center" o:hrstd="t" o:hrnoshade="t" o:hr="t" fillcolor="#f9fafb" stroked="f"/>
+          <v:rect id="_x0000_i1045" style="width:0;height:.75pt" o:hralign="center" o:hrstd="t" o:hrnoshade="t" o:hr="t" fillcolor="#f9fafb" stroked="f"/>
         </w:pict>
       </w:r>
     </w:p>
@@ -2716,7 +2716,7 @@
     <w:p>
       <w:r>
         <w:pict>
-          <v:rect id="_x0000_i1184" style="width:0;height:.75pt" o:hralign="center" o:hrstd="t" o:hrnoshade="t" o:hr="t" fillcolor="#f9fafb" stroked="f"/>
+          <v:rect id="_x0000_i1046" style="width:0;height:.75pt" o:hralign="center" o:hrstd="t" o:hrnoshade="t" o:hr="t" fillcolor="#f9fafb" stroked="f"/>
         </w:pict>
       </w:r>
     </w:p>
@@ -2822,13 +2822,7 @@
         <w:t>API version issues</w:t>
       </w:r>
     </w:p>
-    <w:p>
-      <w:r>
-        <w:pict>
-          <v:rect id="_x0000_i1185" style="width:0;height:.75pt" o:hralign="center" o:hrstd="t" o:hrnoshade="t" o:hr="t" fillcolor="#f9fafb" stroked="f"/>
-        </w:pict>
-      </w:r>
-    </w:p>
+    <w:p/>
     <w:p>
       <w:r>
         <w:rPr>
@@ -14482,6 +14476,7 @@
   <w:style w:type="character" w:default="1" w:styleId="DefaultParagraphFont">
     <w:name w:val="Default Paragraph Font"/>
     <w:uiPriority w:val="1"/>
+    <w:semiHidden/>
     <w:unhideWhenUsed/>
   </w:style>
   <w:style w:type="table" w:default="1" w:styleId="TableNormal">
